--- a/module-4/Guizar-Module4.2AssignmentMySQLInstall.docx
+++ b/module-4/Guizar-Module4.2AssignmentMySQLInstall.docx
@@ -102,82 +102,141 @@
     <w:p/>
     <w:p/>
     <w:p>
-      <w:r>
+      <w:pPr>
+        <w:spacing w:line="240" w:lineRule="auto"/>
+        <w:rPr>
+          <w:sz w:val="22"/>
+          <w:szCs w:val="22"/>
+        </w:rPr>
+      </w:pPr>
+      <w:r>
+        <w:rPr>
+          <w:sz w:val="22"/>
+          <w:szCs w:val="22"/>
+        </w:rPr>
         <w:lastRenderedPageBreak/>
         <w:t>Function: LOWER</w:t>
       </w:r>
     </w:p>
     <w:p>
-      <w:r>
+      <w:pPr>
+        <w:spacing w:line="240" w:lineRule="auto"/>
+        <w:rPr>
+          <w:sz w:val="22"/>
+          <w:szCs w:val="22"/>
+        </w:rPr>
+      </w:pPr>
+      <w:r>
+        <w:rPr>
+          <w:sz w:val="22"/>
+          <w:szCs w:val="22"/>
+        </w:rPr>
         <w:t xml:space="preserve">When it might be used: </w:t>
       </w:r>
       <w:r>
+        <w:rPr>
+          <w:sz w:val="22"/>
+          <w:szCs w:val="22"/>
+        </w:rPr>
         <w:t>To provide consistent formatting</w:t>
       </w:r>
     </w:p>
     <w:p>
-      <w:r>
+      <w:pPr>
+        <w:spacing w:line="240" w:lineRule="auto"/>
+        <w:rPr>
+          <w:sz w:val="22"/>
+          <w:szCs w:val="22"/>
+        </w:rPr>
+      </w:pPr>
+      <w:r>
+        <w:rPr>
+          <w:sz w:val="22"/>
+          <w:szCs w:val="22"/>
+        </w:rPr>
         <w:t>Appropriate Alias:</w:t>
       </w:r>
       <w:r>
+        <w:rPr>
+          <w:sz w:val="22"/>
+          <w:szCs w:val="22"/>
+        </w:rPr>
         <w:t xml:space="preserve"> </w:t>
       </w:r>
-      <w:r>
-        <w:t>lowercase_</w:t>
-      </w:r>
-      <w:r>
-        <w:t>supplier_</w:t>
-      </w:r>
-      <w:r>
-        <w:t>n</w:t>
-      </w:r>
-      <w:r>
-        <w:t>ame</w:t>
-      </w:r>
-    </w:p>
-    <w:p>
-      <w:r>
+      <w:proofErr w:type="spellStart"/>
+      <w:r>
+        <w:rPr>
+          <w:sz w:val="22"/>
+          <w:szCs w:val="22"/>
+        </w:rPr>
+        <w:t>lower_flavors</w:t>
+      </w:r>
+      <w:proofErr w:type="spellEnd"/>
+    </w:p>
+    <w:p>
+      <w:pPr>
+        <w:spacing w:line="240" w:lineRule="auto"/>
+        <w:rPr>
+          <w:sz w:val="22"/>
+          <w:szCs w:val="22"/>
+        </w:rPr>
+      </w:pPr>
+      <w:r>
+        <w:rPr>
+          <w:sz w:val="22"/>
+          <w:szCs w:val="22"/>
+        </w:rPr>
         <w:t>SQL Statement:</w:t>
       </w:r>
       <w:r>
+        <w:rPr>
+          <w:sz w:val="22"/>
+          <w:szCs w:val="22"/>
+        </w:rPr>
         <w:t xml:space="preserve"> </w:t>
       </w:r>
       <w:r>
-        <w:t>SELECT LOWER(</w:t>
-      </w:r>
-      <w:r>
-        <w:t>SupplierName</w:t>
-      </w:r>
-      <w:r>
-        <w:t>) AS lowercase_</w:t>
-      </w:r>
-      <w:r>
-        <w:t>supplier_</w:t>
-      </w:r>
-      <w:r>
-        <w:t>n</w:t>
-      </w:r>
-      <w:r>
-        <w:t>ame</w:t>
-      </w:r>
-      <w:r>
-        <w:t xml:space="preserve"> FROM </w:t>
-      </w:r>
-      <w:r>
-        <w:t>Suppliers</w:t>
-      </w:r>
-      <w:r>
+        <w:rPr>
+          <w:sz w:val="22"/>
+          <w:szCs w:val="22"/>
+        </w:rPr>
+        <w:t xml:space="preserve">SELECT LOWER('pistachio') AS </w:t>
+      </w:r>
+      <w:proofErr w:type="spellStart"/>
+      <w:r>
+        <w:rPr>
+          <w:sz w:val="22"/>
+          <w:szCs w:val="22"/>
+        </w:rPr>
+        <w:t>lower_flavors</w:t>
+      </w:r>
+      <w:proofErr w:type="spellEnd"/>
+      <w:r>
+        <w:rPr>
+          <w:sz w:val="22"/>
+          <w:szCs w:val="22"/>
+        </w:rPr>
         <w:t>;</w:t>
       </w:r>
     </w:p>
-    <w:p/>
-    <w:p>
-      <w:r>
+    <w:p>
+      <w:pPr>
+        <w:spacing w:line="240" w:lineRule="auto"/>
+        <w:rPr>
+          <w:sz w:val="22"/>
+          <w:szCs w:val="22"/>
+        </w:rPr>
+      </w:pPr>
+      <w:r>
+        <w:rPr>
+          <w:sz w:val="22"/>
+          <w:szCs w:val="22"/>
+        </w:rPr>
         <w:drawing>
-          <wp:inline distT="0" distB="0" distL="0" distR="0" wp14:anchorId="399544A2" wp14:editId="60FA56D2">
-            <wp:extent cx="5943600" cy="4178300"/>
-            <wp:effectExtent l="0" t="0" r="0" b="0"/>
-            <wp:docPr id="610785293" name="Picture 1"/>
+          <wp:inline distT="0" distB="0" distL="0" distR="0" wp14:anchorId="36140E2C" wp14:editId="3A7072B2">
+            <wp:extent cx="5039428" cy="1333686"/>
+            <wp:effectExtent l="0" t="0" r="8890" b="0"/>
+            <wp:docPr id="25188797" name="Picture 1"/>
             <wp:cNvGraphicFramePr>
               <a:graphicFrameLocks xmlns:a="http://schemas.openxmlformats.org/drawingml/2006/main" noChangeAspect="1"/>
             </wp:cNvGraphicFramePr>
@@ -185,7 +244,7 @@
               <a:graphicData uri="http://schemas.openxmlformats.org/drawingml/2006/picture">
                 <pic:pic xmlns:pic="http://schemas.openxmlformats.org/drawingml/2006/picture">
                   <pic:nvPicPr>
-                    <pic:cNvPr id="610785293" name=""/>
+                    <pic:cNvPr id="25188797" name=""/>
                     <pic:cNvPicPr/>
                   </pic:nvPicPr>
                   <pic:blipFill>
@@ -197,7 +256,7 @@
                   <pic:spPr>
                     <a:xfrm>
                       <a:off x="0" y="0"/>
-                      <a:ext cx="5943600" cy="4178300"/>
+                      <a:ext cx="5039428" cy="1333686"/>
                     </a:xfrm>
                     <a:prstGeom prst="rect">
                       <a:avLst/>
@@ -210,81 +269,196 @@
         </w:drawing>
       </w:r>
     </w:p>
-    <w:p/>
-    <w:p/>
-    <w:p/>
-    <w:p/>
-    <w:p/>
-    <w:p/>
-    <w:p/>
-    <w:p/>
-    <w:p>
-      <w:r>
+    <w:p>
+      <w:pPr>
+        <w:spacing w:line="240" w:lineRule="auto"/>
+        <w:rPr>
+          <w:sz w:val="22"/>
+          <w:szCs w:val="22"/>
+        </w:rPr>
+      </w:pPr>
+    </w:p>
+    <w:p>
+      <w:pPr>
+        <w:spacing w:line="240" w:lineRule="auto"/>
+        <w:rPr>
+          <w:sz w:val="22"/>
+          <w:szCs w:val="22"/>
+        </w:rPr>
+      </w:pPr>
+      <w:r>
+        <w:rPr>
+          <w:sz w:val="22"/>
+          <w:szCs w:val="22"/>
+        </w:rPr>
         <w:t xml:space="preserve">Function: </w:t>
       </w:r>
       <w:r>
+        <w:rPr>
+          <w:sz w:val="22"/>
+          <w:szCs w:val="22"/>
+        </w:rPr>
         <w:t>REPEAT</w:t>
       </w:r>
     </w:p>
     <w:p>
-      <w:r>
+      <w:pPr>
+        <w:spacing w:line="240" w:lineRule="auto"/>
+        <w:rPr>
+          <w:sz w:val="22"/>
+          <w:szCs w:val="22"/>
+        </w:rPr>
+      </w:pPr>
+      <w:r>
+        <w:rPr>
+          <w:sz w:val="22"/>
+          <w:szCs w:val="22"/>
+        </w:rPr>
         <w:t xml:space="preserve">When it might be used: </w:t>
       </w:r>
       <w:r>
+        <w:rPr>
+          <w:sz w:val="22"/>
+          <w:szCs w:val="22"/>
+        </w:rPr>
         <w:t xml:space="preserve">To </w:t>
       </w:r>
       <w:r>
+        <w:rPr>
+          <w:sz w:val="22"/>
+          <w:szCs w:val="22"/>
+        </w:rPr>
         <w:t>execute certain code more than once</w:t>
       </w:r>
     </w:p>
     <w:p>
-      <w:r>
+      <w:pPr>
+        <w:spacing w:line="240" w:lineRule="auto"/>
+        <w:rPr>
+          <w:sz w:val="22"/>
+          <w:szCs w:val="22"/>
+        </w:rPr>
+      </w:pPr>
+      <w:r>
+        <w:rPr>
+          <w:sz w:val="22"/>
+          <w:szCs w:val="22"/>
+        </w:rPr>
         <w:t xml:space="preserve">Appropriate Alias: </w:t>
       </w:r>
-      <w:r>
+      <w:proofErr w:type="spellStart"/>
+      <w:r>
+        <w:rPr>
+          <w:sz w:val="22"/>
+          <w:szCs w:val="22"/>
+        </w:rPr>
         <w:t>repeat_</w:t>
       </w:r>
       <w:r>
-        <w:t>units</w:t>
-      </w:r>
-    </w:p>
-    <w:p>
-      <w:r>
+        <w:rPr>
+          <w:sz w:val="22"/>
+          <w:szCs w:val="22"/>
+        </w:rPr>
+        <w:t>flavors</w:t>
+      </w:r>
+      <w:proofErr w:type="spellEnd"/>
+    </w:p>
+    <w:p>
+      <w:pPr>
+        <w:spacing w:line="240" w:lineRule="auto"/>
+        <w:rPr>
+          <w:sz w:val="22"/>
+          <w:szCs w:val="22"/>
+        </w:rPr>
+      </w:pPr>
+      <w:r>
+        <w:rPr>
+          <w:sz w:val="22"/>
+          <w:szCs w:val="22"/>
+        </w:rPr>
         <w:t>SQL Statement:</w:t>
       </w:r>
       <w:r>
+        <w:rPr>
+          <w:sz w:val="22"/>
+          <w:szCs w:val="22"/>
+        </w:rPr>
         <w:t xml:space="preserve"> </w:t>
       </w:r>
       <w:r>
-        <w:t>SELECT REPEAT(</w:t>
-      </w:r>
-      <w:r>
-        <w:t>Unit</w:t>
-      </w:r>
-      <w:r>
-        <w:t>, 3) AS repeat</w:t>
-      </w:r>
-      <w:r>
-        <w:t>_units</w:t>
-      </w:r>
-      <w:r>
-        <w:t xml:space="preserve"> FROM </w:t>
-      </w:r>
-      <w:r>
-        <w:t>Products</w:t>
-      </w:r>
-      <w:r>
+        <w:rPr>
+          <w:sz w:val="22"/>
+          <w:szCs w:val="22"/>
+        </w:rPr>
+        <w:t xml:space="preserve">SELECT </w:t>
+      </w:r>
+      <w:proofErr w:type="gramStart"/>
+      <w:r>
+        <w:rPr>
+          <w:sz w:val="22"/>
+          <w:szCs w:val="22"/>
+        </w:rPr>
+        <w:t>REPEAT(</w:t>
+      </w:r>
+      <w:proofErr w:type="gramEnd"/>
+      <w:r>
+        <w:rPr>
+          <w:sz w:val="22"/>
+          <w:szCs w:val="22"/>
+        </w:rPr>
+        <w:t>'</w:t>
+      </w:r>
+      <w:proofErr w:type="spellStart"/>
+      <w:r>
+        <w:rPr>
+          <w:sz w:val="22"/>
+          <w:szCs w:val="22"/>
+        </w:rPr>
+        <w:t>lower_flavors</w:t>
+      </w:r>
+      <w:proofErr w:type="spellEnd"/>
+      <w:r>
+        <w:rPr>
+          <w:sz w:val="22"/>
+          <w:szCs w:val="22"/>
+        </w:rPr>
+        <w:t xml:space="preserve">', 3) AS </w:t>
+      </w:r>
+      <w:proofErr w:type="spellStart"/>
+      <w:r>
+        <w:rPr>
+          <w:sz w:val="22"/>
+          <w:szCs w:val="22"/>
+        </w:rPr>
+        <w:t>repeat_flavors</w:t>
+      </w:r>
+      <w:proofErr w:type="spellEnd"/>
+      <w:r>
+        <w:rPr>
+          <w:sz w:val="22"/>
+          <w:szCs w:val="22"/>
+        </w:rPr>
         <w:t>;</w:t>
       </w:r>
     </w:p>
-    <w:p/>
-    <w:p>
-      <w:r>
+    <w:p>
+      <w:pPr>
+        <w:spacing w:line="240" w:lineRule="auto"/>
+        <w:rPr>
+          <w:sz w:val="22"/>
+          <w:szCs w:val="22"/>
+        </w:rPr>
+      </w:pPr>
+      <w:r>
+        <w:rPr>
+          <w:sz w:val="22"/>
+          <w:szCs w:val="22"/>
+        </w:rPr>
         <w:drawing>
-          <wp:inline distT="0" distB="0" distL="0" distR="0" wp14:anchorId="54077E31" wp14:editId="229699C1">
-            <wp:extent cx="5943600" cy="5044440"/>
-            <wp:effectExtent l="0" t="0" r="0" b="3810"/>
-            <wp:docPr id="878287891" name="Picture 1"/>
+          <wp:inline distT="0" distB="0" distL="0" distR="0" wp14:anchorId="0B5E012B" wp14:editId="305F743D">
+            <wp:extent cx="5268060" cy="1333686"/>
+            <wp:effectExtent l="0" t="0" r="8890" b="0"/>
+            <wp:docPr id="908985025" name="Picture 1"/>
             <wp:cNvGraphicFramePr>
               <a:graphicFrameLocks xmlns:a="http://schemas.openxmlformats.org/drawingml/2006/main" noChangeAspect="1"/>
             </wp:cNvGraphicFramePr>
@@ -292,7 +466,7 @@
               <a:graphicData uri="http://schemas.openxmlformats.org/drawingml/2006/picture">
                 <pic:pic xmlns:pic="http://schemas.openxmlformats.org/drawingml/2006/picture">
                   <pic:nvPicPr>
-                    <pic:cNvPr id="878287891" name=""/>
+                    <pic:cNvPr id="908985025" name=""/>
                     <pic:cNvPicPr/>
                   </pic:nvPicPr>
                   <pic:blipFill>
@@ -304,7 +478,7 @@
                   <pic:spPr>
                     <a:xfrm>
                       <a:off x="0" y="0"/>
-                      <a:ext cx="5943600" cy="5044440"/>
+                      <a:ext cx="5268060" cy="1333686"/>
                     </a:xfrm>
                     <a:prstGeom prst="rect">
                       <a:avLst/>
@@ -317,72 +491,130 @@
         </w:drawing>
       </w:r>
     </w:p>
-    <w:p/>
-    <w:p/>
-    <w:p/>
-    <w:p/>
-    <w:p/>
-    <w:p>
-      <w:r>
+    <w:p>
+      <w:pPr>
+        <w:spacing w:line="240" w:lineRule="auto"/>
+        <w:rPr>
+          <w:sz w:val="22"/>
+          <w:szCs w:val="22"/>
+        </w:rPr>
+      </w:pPr>
+    </w:p>
+    <w:p>
+      <w:pPr>
+        <w:spacing w:line="240" w:lineRule="auto"/>
+        <w:rPr>
+          <w:sz w:val="22"/>
+          <w:szCs w:val="22"/>
+        </w:rPr>
+      </w:pPr>
+      <w:r>
+        <w:rPr>
+          <w:sz w:val="22"/>
+          <w:szCs w:val="22"/>
+        </w:rPr>
         <w:t xml:space="preserve">Function: </w:t>
       </w:r>
       <w:r>
+        <w:rPr>
+          <w:sz w:val="22"/>
+          <w:szCs w:val="22"/>
+        </w:rPr>
         <w:t>UPPER</w:t>
       </w:r>
     </w:p>
     <w:p>
-      <w:r>
+      <w:pPr>
+        <w:spacing w:line="240" w:lineRule="auto"/>
+        <w:rPr>
+          <w:sz w:val="22"/>
+          <w:szCs w:val="22"/>
+        </w:rPr>
+      </w:pPr>
+      <w:r>
+        <w:rPr>
+          <w:sz w:val="22"/>
+          <w:szCs w:val="22"/>
+        </w:rPr>
         <w:t>When it might be used: To provide consistent formatting</w:t>
       </w:r>
     </w:p>
     <w:p>
-      <w:r>
+      <w:pPr>
+        <w:spacing w:line="240" w:lineRule="auto"/>
+        <w:rPr>
+          <w:sz w:val="22"/>
+          <w:szCs w:val="22"/>
+        </w:rPr>
+      </w:pPr>
+      <w:r>
+        <w:rPr>
+          <w:sz w:val="22"/>
+          <w:szCs w:val="22"/>
+        </w:rPr>
         <w:t xml:space="preserve">Appropriate Alias: </w:t>
       </w:r>
-      <w:r>
-        <w:t>uppercase</w:t>
-      </w:r>
-      <w:r>
-        <w:t>_category_name</w:t>
-      </w:r>
-    </w:p>
-    <w:p>
-      <w:r>
+      <w:proofErr w:type="spellStart"/>
+      <w:r>
+        <w:rPr>
+          <w:sz w:val="22"/>
+          <w:szCs w:val="22"/>
+        </w:rPr>
+        <w:t>upper</w:t>
+      </w:r>
+      <w:r>
+        <w:rPr>
+          <w:sz w:val="22"/>
+          <w:szCs w:val="22"/>
+        </w:rPr>
+        <w:t>_flavors</w:t>
+      </w:r>
+      <w:proofErr w:type="spellEnd"/>
+    </w:p>
+    <w:p>
+      <w:pPr>
+        <w:spacing w:line="240" w:lineRule="auto"/>
+      </w:pPr>
+      <w:r>
+        <w:rPr>
+          <w:sz w:val="22"/>
+          <w:szCs w:val="22"/>
+        </w:rPr>
         <w:t>SQL Statement:</w:t>
       </w:r>
       <w:r>
+        <w:rPr>
+          <w:sz w:val="22"/>
+          <w:szCs w:val="22"/>
+        </w:rPr>
         <w:t xml:space="preserve"> </w:t>
       </w:r>
       <w:r>
-        <w:t>SELECT UPPER(</w:t>
-      </w:r>
-      <w:r>
-        <w:t>CategoryName</w:t>
-      </w:r>
-      <w:r>
-        <w:t>) AS uppercase</w:t>
-      </w:r>
-      <w:r>
-        <w:t>_category_name</w:t>
-      </w:r>
-      <w:r>
-        <w:t xml:space="preserve"> FROM </w:t>
-      </w:r>
-      <w:r>
-        <w:t>Categories</w:t>
-      </w:r>
+        <w:rPr>
+          <w:sz w:val="22"/>
+          <w:szCs w:val="22"/>
+        </w:rPr>
+        <w:t>SELECT UPPER('vanilla'</w:t>
+      </w:r>
+      <w:r>
+        <w:t xml:space="preserve">) AS </w:t>
+      </w:r>
+      <w:proofErr w:type="spellStart"/>
+      <w:r>
+        <w:t>upper_flavors</w:t>
+      </w:r>
+      <w:proofErr w:type="spellEnd"/>
       <w:r>
         <w:t>;</w:t>
       </w:r>
     </w:p>
-    <w:p/>
     <w:p>
       <w:r>
         <w:drawing>
-          <wp:inline distT="0" distB="0" distL="0" distR="0" wp14:anchorId="225167EC" wp14:editId="5C6E4D9F">
-            <wp:extent cx="5943600" cy="5229860"/>
-            <wp:effectExtent l="0" t="0" r="0" b="8890"/>
-            <wp:docPr id="1999139290" name="Picture 1"/>
+          <wp:inline distT="0" distB="0" distL="0" distR="0" wp14:anchorId="221A62AE" wp14:editId="694865B4">
+            <wp:extent cx="4648849" cy="1390844"/>
+            <wp:effectExtent l="0" t="0" r="0" b="0"/>
+            <wp:docPr id="1210036814" name="Picture 1"/>
             <wp:cNvGraphicFramePr>
               <a:graphicFrameLocks xmlns:a="http://schemas.openxmlformats.org/drawingml/2006/main" noChangeAspect="1"/>
             </wp:cNvGraphicFramePr>
@@ -390,7 +622,7 @@
               <a:graphicData uri="http://schemas.openxmlformats.org/drawingml/2006/picture">
                 <pic:pic xmlns:pic="http://schemas.openxmlformats.org/drawingml/2006/picture">
                   <pic:nvPicPr>
-                    <pic:cNvPr id="1999139290" name=""/>
+                    <pic:cNvPr id="1210036814" name=""/>
                     <pic:cNvPicPr/>
                   </pic:nvPicPr>
                   <pic:blipFill>
@@ -402,7 +634,7 @@
                   <pic:spPr>
                     <a:xfrm>
                       <a:off x="0" y="0"/>
-                      <a:ext cx="5943600" cy="5229860"/>
+                      <a:ext cx="4648849" cy="1390844"/>
                     </a:xfrm>
                     <a:prstGeom prst="rect">
                       <a:avLst/>
